--- a/docs-word/NovaStaris-Tech-Stack-and-APIs.docx
+++ b/docs-word/NovaStaris-Tech-Stack-and-APIs.docx
@@ -9,7 +9,7 @@
         <w:bidi w:val="false"/>
         <w:spacing w:after="120" w:before="480"/>
       </w:pPr>
-      <w:bookmarkStart w:name="_Toc_NovaStaris_memecoinsniper_Implementation_1772065594571" w:id="1"/>
+      <w:bookmarkStart w:name="_Toc_NovaStaris_memecoinsniper_Implementation_1772159683481" w:id="1"/>
       <w:r>
         <w:rPr>
           <w:b w:val="false"/>
@@ -138,7 +138,7 @@
         <w:bidi w:val="false"/>
         <w:spacing w:after="120" w:before="240"/>
       </w:pPr>
-      <w:bookmarkStart w:name="_Toc__1_Project_overview_1772065594577" w:id="1"/>
+      <w:bookmarkStart w:name="_Toc__1_Project_overview_1772159683482" w:id="1"/>
       <w:r>
         <w:rPr>
           <w:b w:val="false"/>
@@ -402,7 +402,7 @@
         <w:bidi w:val="false"/>
         <w:spacing w:after="120" w:before="240"/>
       </w:pPr>
-      <w:bookmarkStart w:name="_Toc__2_Programming_languages_runtime_1772065594579" w:id="1"/>
+      <w:bookmarkStart w:name="_Toc__2_Programming_languages_runtime_1772159683482" w:id="1"/>
       <w:r>
         <w:rPr>
           <w:b w:val="false"/>
@@ -613,7 +613,7 @@
         <w:bidi w:val="false"/>
         <w:spacing w:after="120" w:before="240"/>
       </w:pPr>
-      <w:bookmarkStart w:name="_Toc__3_Core_framework_libraries_1772065594582" w:id="1"/>
+      <w:bookmarkStart w:name="_Toc__3_Core_framework_libraries_1772159683484" w:id="1"/>
       <w:r>
         <w:rPr>
           <w:b w:val="false"/>
@@ -1120,7 +1120,7 @@
         <w:bidi w:val="false"/>
         <w:spacing w:after="120" w:before="240"/>
       </w:pPr>
-      <w:bookmarkStart w:name="_Toc__4_External_APIs_and_services_1772065594584" w:id="1"/>
+      <w:bookmarkStart w:name="_Toc__4_External_APIs_and_services_1772159683485" w:id="1"/>
       <w:r>
         <w:rPr>
           <w:b w:val="false"/>
@@ -1144,7 +1144,7 @@
         <w:bidi w:val="false"/>
         <w:spacing w:after="120" w:before="240"/>
       </w:pPr>
-      <w:bookmarkStart w:name="_Toc__41_Blockchain_token_data_1772065594584" w:id="1"/>
+      <w:bookmarkStart w:name="_Toc__41_Blockchain_token_data_1772159683485" w:id="1"/>
       <w:r>
         <w:rPr>
           <w:b w:val="false"/>
@@ -1475,7 +1475,7 @@
         <w:bidi w:val="false"/>
         <w:spacing w:after="120" w:before="240"/>
       </w:pPr>
-      <w:bookmarkStart w:name="_Toc__42_Social_CT_Crypto_Twitter_1772065594585" w:id="1"/>
+      <w:bookmarkStart w:name="_Toc__42_Social_CT_Crypto_Twitter_1772159683489" w:id="1"/>
       <w:r>
         <w:rPr>
           <w:b w:val="false"/>
@@ -1674,7 +1674,7 @@
         <w:bidi w:val="false"/>
         <w:spacing w:after="120" w:before="240"/>
       </w:pPr>
-      <w:bookmarkStart w:name="_Toc__43_Notifications_auth_1772065594585" w:id="1"/>
+      <w:bookmarkStart w:name="_Toc__43_Notifications_auth_1772159683490" w:id="1"/>
       <w:r>
         <w:rPr>
           <w:b w:val="false"/>
@@ -1917,7 +1917,7 @@
         <w:bidi w:val="false"/>
         <w:spacing w:after="120" w:before="240"/>
       </w:pPr>
-      <w:bookmarkStart w:name="_Toc__44_Database_deployment_1772065594586" w:id="1"/>
+      <w:bookmarkStart w:name="_Toc__44_Database_deployment_1772159683490" w:id="1"/>
       <w:r>
         <w:rPr>
           <w:b w:val="false"/>
@@ -2116,7 +2116,7 @@
         <w:bidi w:val="false"/>
         <w:spacing w:after="120" w:before="240"/>
       </w:pPr>
-      <w:bookmarkStart w:name="_Toc__5_Environment_variables_summary_1772065594586" w:id="1"/>
+      <w:bookmarkStart w:name="_Toc__5_Environment_variables_summary_1772159683491" w:id="1"/>
       <w:r>
         <w:rPr>
           <w:b w:val="false"/>
@@ -3151,7 +3151,7 @@
         <w:bidi w:val="false"/>
         <w:spacing w:after="120" w:before="240"/>
       </w:pPr>
-      <w:bookmarkStart w:name="_Toc__45_Crypto_Futures_bot_Blofin_Hyperliqui_1772065594590" w:id="1"/>
+      <w:bookmarkStart w:name="_Toc__45_Crypto_Futures_bot_Blofin_Hyperliqui_1772159683493" w:id="1"/>
       <w:r>
         <w:rPr>
           <w:b w:val="false"/>
@@ -3866,7 +3866,7 @@
         <w:bidi w:val="false"/>
         <w:spacing w:after="120" w:before="240"/>
       </w:pPr>
-      <w:bookmarkStart w:name="_Toc__6_App_Insights_owneronly_analytics_1772065594593" w:id="1"/>
+      <w:bookmarkStart w:name="_Toc__6_App_Insights_owneronly_analytics_1772159683495" w:id="1"/>
       <w:r>
         <w:rPr>
           <w:b w:val="false"/>
@@ -4067,7 +4067,7 @@
         <w:bidi w:val="false"/>
         <w:spacing w:after="120" w:before="240"/>
       </w:pPr>
-      <w:bookmarkStart w:name="_Toc__61_Data_source_and_technology_1772065594593" w:id="1"/>
+      <w:bookmarkStart w:name="_Toc__61_Data_source_and_technology_1772159683495" w:id="1"/>
       <w:r>
         <w:rPr>
           <w:b w:val="false"/>
@@ -4278,7 +4278,7 @@
         <w:bidi w:val="false"/>
         <w:spacing w:after="120" w:before="240"/>
       </w:pPr>
-      <w:bookmarkStart w:name="_Toc__62_Flow_1772065594594" w:id="1"/>
+      <w:bookmarkStart w:name="_Toc__62_Flow_1772159683496" w:id="1"/>
       <w:r>
         <w:rPr>
           <w:b w:val="false"/>
@@ -4964,7 +4964,7 @@
         <w:bidi w:val="false"/>
         <w:spacing w:after="120" w:before="240"/>
       </w:pPr>
-      <w:bookmarkStart w:name="_Toc__63_Relevant_files_1772065594596" w:id="1"/>
+      <w:bookmarkStart w:name="_Toc__63_Relevant_files_1772159683497" w:id="1"/>
       <w:r>
         <w:rPr>
           <w:b w:val="false"/>
@@ -5235,7 +5235,7 @@
         <w:bidi w:val="false"/>
         <w:spacing w:after="120" w:before="240"/>
       </w:pPr>
-      <w:bookmarkStart w:name="_Toc__7_Main_directories_and_files_1772065594596" w:id="1"/>
+      <w:bookmarkStart w:name="_Toc__7_Main_directories_and_files_1772159683498" w:id="1"/>
       <w:r>
         <w:rPr>
           <w:b w:val="false"/>
@@ -6256,7 +6256,7 @@
         <w:bidi w:val="false"/>
         <w:spacing w:after="120" w:before="240"/>
       </w:pPr>
-      <w:bookmarkStart w:name="_Toc__7b_API_routes_reference_complete_list_1772065594597" w:id="1"/>
+      <w:bookmarkStart w:name="_Toc__7b_API_routes_reference_complete_list_1772159683500" w:id="1"/>
       <w:r>
         <w:rPr>
           <w:b w:val="false"/>
@@ -9867,7 +9867,7 @@
         <w:bidi w:val="false"/>
         <w:spacing w:after="120" w:before="240"/>
       </w:pPr>
-      <w:bookmarkStart w:name="_Toc__8_Data_flow_high_level_1772065594607" w:id="1"/>
+      <w:bookmarkStart w:name="_Toc__8_Data_flow_high_level_1772159683505" w:id="1"/>
       <w:r>
         <w:rPr>
           <w:b w:val="false"/>
@@ -10361,7 +10361,7 @@
         <w:bidi w:val="false"/>
         <w:spacing w:after="120" w:before="240"/>
       </w:pPr>
-      <w:bookmarkStart w:name="_Toc__9_Cron_and_background_jobs_1772065594610" w:id="1"/>
+      <w:bookmarkStart w:name="_Toc__9_Cron_and_background_jobs_1772159683506" w:id="1"/>
       <w:r>
         <w:rPr>
           <w:b w:val="false"/>
@@ -10563,7 +10563,7 @@
         <w:bidi w:val="false"/>
         <w:spacing w:after="120" w:before="240"/>
       </w:pPr>
-      <w:bookmarkStart w:name="_Toc__10_Theme_account_and_password_reset_1772065594611" w:id="1"/>
+      <w:bookmarkStart w:name="_Toc__10_Theme_account_and_password_reset_1772159683506" w:id="1"/>
       <w:r>
         <w:rPr>
           <w:b w:val="false"/>
@@ -11035,7 +11035,7 @@
         </w:rPr>
         <w:t xml:space="preserve"> (from </w:t>
       </w:r>
-      <w:hyperlink w:history="1" r:id="rIdc5fwdcfzfqpriwdnmppz7">
+      <w:hyperlink w:history="1" r:id="rIdxrr6t5gigowxtznv6idb7">
         <w:r>
           <w:rPr>
             <w:b w:val="false"/>
@@ -11149,7 +11149,7 @@
         <w:bidi w:val="false"/>
         <w:spacing w:after="120" w:before="240"/>
       </w:pPr>
-      <w:bookmarkStart w:name="_Toc__11_Quick_reference_1772065594612" w:id="1"/>
+      <w:bookmarkStart w:name="_Toc__11_Quick_reference_1772159683507" w:id="1"/>
       <w:r>
         <w:rPr>
           <w:b w:val="false"/>
@@ -11420,7 +11420,7 @@
         <w:bidi w:val="false"/>
         <w:spacing w:after="120" w:before="240"/>
       </w:pPr>
-      <w:bookmarkStart w:name="_Toc_Related_documents_1772065594613" w:id="1"/>
+      <w:bookmarkStart w:name="_Toc_Related_documents_1772159683508" w:id="1"/>
       <w:r>
         <w:rPr>
           <w:b w:val="false"/>
